--- a/courts/ninth-circuit/california/state/court-of-appeal-first-district/amicus-brief/usage/OUTPUT-amicus-brief.docx
+++ b/courts/ninth-circuit/california/state/court-of-appeal-first-district/amicus-brief/usage/OUTPUT-amicus-brief.docx
@@ -7294,7 +7294,7 @@
         <w:t xml:space="preserve"> </w:t>
       </w:r>
       <w:r>
-        <w:t xml:space="preserve">The Rampart Scandal and the Criminal Justice System in Los Angeles County (2000) 57 Guild Practitioner 121–133, at https://​scholarship.​law.​duke.​edu/​cgi/​viewcontent.​cgi?​article=2161&amp;context=faculty_scholarship.) The LAPD’s Board of Inquiry investigated the officers and published a report titled “Rampart Area Corruption Incident.” (</w:t>
+        <w:t xml:space="preserve">The Rampart Scandal and the Criminal Justice System in Los Angeles County (2000) 57 Guild Practitioner 121–133, at https://​scholarship.​law.​duke.​edu/​cgi/​viewcontent.​cgi?​article=2161&amp;​context=faculty_scholarship.) The LAPD’s Board of Inquiry investigated the officers and published a report titled “Rampart Area Corruption Incident.” (</w:t>
       </w:r>
       <w:r>
         <w:rPr>

--- a/courts/ninth-circuit/california/state/court-of-appeal-first-district/amicus-brief/usage/OUTPUT-amicus-brief.docx
+++ b/courts/ninth-circuit/california/state/court-of-appeal-first-district/amicus-brief/usage/OUTPUT-amicus-brief.docx
@@ -1089,9 +1089,7 @@
               <w:t xml:space="preserve"> </w:t>
             </w:r>
             <w:r>
-              <w:t xml:space="preserve">632</w:t>
-              <w:noBreakHyphen/>
-              <w:t xml:space="preserve">4700</w:t>
+              <w:t xml:space="preserve">632-⁠4700</w:t>
             </w:r>
           </w:p>
           <w:p>
@@ -1113,9 +1111,7 @@
               <w:t xml:space="preserve"> </w:t>
             </w:r>
             <w:r>
-              <w:t xml:space="preserve">632</w:t>
-              <w:noBreakHyphen/>
-              <w:t xml:space="preserve">4800</w:t>
+              <w:t xml:space="preserve">632-⁠4800</w:t>
             </w:r>
           </w:p>
         </w:tc>
@@ -8257,7 +8253,7 @@
     <w:qFormat/>
     <w:pPr>
       <w:keepLines/>
-      <w:spacing w:before="0" w:after="130" w:line="312" w:lineRule="exact"/>
+      <w:spacing w:before="13" w:after="130" w:line="312" w:lineRule="exact"/>
     </w:pPr>
     <w:rPr>
       <w:sz w:val="26"/>
